--- a/theory_homework/hw4_animation/202411081003-武子杰-理论课作业四-动画部分.docx
+++ b/theory_homework/hw4_animation/202411081003-武子杰-理论课作业四-动画部分.docx
@@ -119,7 +119,7 @@
         </w:rPr>
         <w:t>1. 初始化物体状态（位置、速度、质量、约束等）</w:t>
         <w:br/>
-        <w:t>2. 循环（每一时间步 t^n → t^{n+1}）：</w:t>
+        <w:t>2. 循环（每一时间步 t^n -&gt; t^{n+1}）：</w:t>
         <w:br/>
         <w:t xml:space="preserve">   a. 根据当前状态计算力/力矩（重力、弹簧力、碰撞力等）</w:t>
         <w:br/>
@@ -140,6 +140,11 @@
       </w:r>
     </w:p>
     <w:p>
+      <w:r>
+        <w:t>参考图：physics_sim_flow.png</w:t>
+      </w:r>
+    </w:p>
+    <w:p>
       <w:pPr>
         <w:pStyle w:val="Heading2"/>
       </w:pPr>
@@ -154,7 +159,7 @@
     </w:p>
     <w:p>
       <w:r>
-        <w:t>| 显式欧拉 | v_{n+1}=v_n+\Delta t\, f(x_n)，x_{n+1}=x_n+\Delta t\, v_{n+1} | 实现简单；大步长易不稳定（弹簧系统易爆炸） |</w:t>
+        <w:t>| 显式 Euler | v_{n+1} = v_n + Δt·f(x_n)，x_{n+1} = x_n + Δt·v_{n+1} | 实现简单；大步长易不稳定（弹簧系统易爆炸） |</w:t>
       </w:r>
     </w:p>
     <w:p>
@@ -164,7 +169,7 @@
     </w:p>
     <w:p>
       <w:r>
-        <w:t>| 半隐式（Symplectic） | 先显式更新 v，再更新 x（或 v 用 f(x_{n+1})） | 保能量较好，稳定性介于两者之间；质点-弹簧常用 |</w:t>
+        <w:t>| 半隐式（Symplectic） | 先显式更新 v，再更新 x | 保能量较好，稳定性介于两者之间；质点-弹簧常用 |</w:t>
       </w:r>
     </w:p>
     <w:p>
@@ -311,42 +316,32 @@
     </w:p>
     <w:p>
       <w:r>
-        <w:t>1. 绑定：为每个顶点 x 分配各骨骼权重 w_i（\sum w_i=1）。</w:t>
+        <w:t>1. 绑定：为每个顶点 x 分配各骨骼权重 wi（Σ wi = 1）。</w:t>
       </w:r>
     </w:p>
     <w:p>
       <w:r>
-        <w:t>2. 骨骼变换：每根骨骼 i 有变换矩阵 T_i（相对 rest pose）。</w:t>
+        <w:t>2. 骨骼变换：每根骨骼 i 有变换矩阵 Ti（相对 rest pose）。</w:t>
       </w:r>
     </w:p>
     <w:p>
       <w:r>
-        <w:t>3. 顶点变换：</w:t>
+        <w:t>3. 顶点变换：x' = Σ wi · Ti · x</w:t>
       </w:r>
     </w:p>
     <w:p>
       <w:r>
-        <w:t>\[</w:t>
-      </w:r>
-    </w:p>
-    <w:p>
-      <w:r>
-        <w:t>x' = \sum_i w_i \, T_i \, x</w:t>
-      </w:r>
-    </w:p>
-    <w:p>
-      <w:r>
-        <w:t>\]</w:t>
-      </w:r>
-    </w:p>
-    <w:p>
-      <w:r>
-        <w:t>4. 图示：顶点 x 受 Bone1、Bone2 影响，分别变到 x'_1, x'_2，最终 x' 为二者加权混合。</w:t>
+        <w:t>4. 图示：顶点 x 受 Bone1、Bone2 影响，分别变到 x'1, x'2，最终 x' 为二者加权混合。</w:t>
       </w:r>
     </w:p>
     <w:p>
       <w:r>
         <w:t>局限：大角度旋转时出现“糖果包装”塌陷，可用双四元数蒙皮（DQB）改善。</w:t>
+      </w:r>
+    </w:p>
+    <w:p>
+      <w:r>
+        <w:t>参考图：skinning_lbs.png</w:t>
       </w:r>
     </w:p>
     <w:p>
@@ -407,7 +402,7 @@
     </w:p>
     <w:p>
       <w:r>
-        <w:t>| 流程 | 粒子携带属性 → 受力移动 → 邻域插值 | 网格存储速度/压力 → 每步更新通量 → 压力泊松求解 |</w:t>
+        <w:t>| 流程 | 粒子携带属性 -&gt; 受力移动 -&gt; 邻域插值 | 网格存储速度/压力 -&gt; 每步更新通量 -&gt; 压力泊松求解 |</w:t>
       </w:r>
     </w:p>
     <w:p>
